--- a/public/resume.docx
+++ b/public/resume.docx
@@ -4,18 +4,256 @@
   <w:body>
     <w:p>
       <w:r>
-        <w:t xml:space="preserve">
-AKASH KUMAR
-Professional Summary
-Motivated professional applying for TECH. Skilled in PYTHON,JAVA SCRIPT,DATA SCIENCE.
-Skills
-PYTHON,JAVA SCRIPT,DATA SCIENCE
-Education
-B.TECH IN COMPUTER SCIENCE
-Experience
-2-YEARS
-</w:t>
-      </w:r>
+        <w:drawing>
+          <wp:inline distT="0" distB="0" distL="0" distR="0">
+            <wp:extent cx="1143000" cy="1143000"/>
+            <wp:effectExtent t="0" r="0" b="0" l="0"/>
+            <wp:docPr id="1" name="" descr="" title=""/>
+            <wp:cNvGraphicFramePr>
+              <a:graphicFrameLocks xmlns:a="http://schemas.openxmlformats.org/drawingml/2006/main" noChangeAspect="1"/>
+            </wp:cNvGraphicFramePr>
+            <a:graphic xmlns:a="http://schemas.openxmlformats.org/drawingml/2006/main">
+              <a:graphicData uri="http://schemas.openxmlformats.org/drawingml/2006/picture">
+                <pic:pic xmlns:pic="http://schemas.openxmlformats.org/drawingml/2006/picture">
+                  <pic:nvPicPr>
+                    <pic:cNvPr id="0" name="" descr=""/>
+                    <pic:cNvPicPr>
+                      <a:picLocks noChangeAspect="1" noChangeArrowheads="1"/>
+                    </pic:cNvPicPr>
+                  </pic:nvPicPr>
+                  <pic:blipFill>
+                    <a:blip r:embed="rId7" cstate="none"/>
+                    <a:srcRect/>
+                    <a:stretch>
+                      <a:fillRect/>
+                    </a:stretch>
+                  </pic:blipFill>
+                  <pic:spPr bwMode="auto">
+                    <a:xfrm>
+                      <a:off x="0" y="0"/>
+                      <a:ext cx="1143000" cy="1143000"/>
+                    </a:xfrm>
+                    <a:prstGeom prst="rect">
+                      <a:avLst/>
+                    </a:prstGeom>
+                  </pic:spPr>
+                </pic:pic>
+              </a:graphicData>
+            </a:graphic>
+          </wp:inline>
+        </w:drawing>
+      </w:r>
+    </w:p>
+    <w:p>
+      <w:r>
+        <w:rPr>
+          <w:b/>
+          <w:bCs/>
+          <w:color w:val="0F172A"/>
+          <w:sz w:val="48"/>
+          <w:szCs w:val="48"/>
+        </w:rPr>
+        <w:t xml:space="preserve">AKASH KUMAR</w:t>
+      </w:r>
+    </w:p>
+    <w:p>
+      <w:pPr>
+        <w:spacing w:after="400"/>
+      </w:pPr>
+      <w:r>
+        <w:rPr>
+          <w:b/>
+          <w:bCs/>
+          <w:color w:val="F59E0B"/>
+          <w:sz w:val="28"/>
+          <w:szCs w:val="28"/>
+        </w:rPr>
+        <w:t xml:space="preserve">L'JOKYKLF;YG</w:t>
+      </w:r>
+    </w:p>
+    <w:p>
+      <w:pPr>
+        <w:spacing w:after="120"/>
+      </w:pPr>
+      <w:r>
+        <w:rPr>
+          <w:b/>
+          <w:bCs/>
+          <w:color w:val="0F172A"/>
+          <w:sz w:val="28"/>
+          <w:szCs w:val="28"/>
+        </w:rPr>
+        <w:t xml:space="preserve">PROFESSIONAL SUMMARY</w:t>
+      </w:r>
+    </w:p>
+    <w:p>
+      <w:pPr>
+        <w:spacing w:after="100"/>
+      </w:pPr>
+      <w:r>
+        <w:rPr>
+          <w:color w:val="333333"/>
+          <w:sz w:val="22"/>
+          <w:szCs w:val="22"/>
+        </w:rPr>
+        <w:t xml:space="preserve">Highly motivated and strategic professional aiming for the role of L'JOKYKLF;YG. Proven ability to leverage dynamic skills to drive innovation, operational efficiency, and team success. Adept at problem-solving, seamless cross-functional collaboration, and delivering high-quality business outcomes in fast-paced environments.</w:t>
+      </w:r>
+    </w:p>
+    <w:p>
+      <w:pPr>
+        <w:spacing w:after="200"/>
+      </w:pPr>
+    </w:p>
+    <w:p>
+      <w:pPr>
+        <w:spacing w:after="120"/>
+      </w:pPr>
+      <w:r>
+        <w:rPr>
+          <w:b/>
+          <w:bCs/>
+          <w:color w:val="0F172A"/>
+          <w:sz w:val="28"/>
+          <w:szCs w:val="28"/>
+        </w:rPr>
+        <w:t xml:space="preserve">SKILLS &amp; EXPERTISE</w:t>
+      </w:r>
+    </w:p>
+    <w:p>
+      <w:pPr>
+        <w:spacing w:after="100"/>
+      </w:pPr>
+      <w:r>
+        <w:rPr>
+          <w:color w:val="333333"/>
+          <w:sz w:val="22"/>
+          <w:szCs w:val="22"/>
+        </w:rPr>
+        <w:t xml:space="preserve">- UUGT.;</w:t>
+      </w:r>
+    </w:p>
+    <w:p>
+      <w:pPr>
+        <w:spacing w:after="100"/>
+      </w:pPr>
+      <w:r>
+        <w:rPr>
+          <w:color w:val="333333"/>
+          <w:sz w:val="22"/>
+          <w:szCs w:val="22"/>
+        </w:rPr>
+        <w:t xml:space="preserve">- Critical Thinking &amp; Process Optimization</w:t>
+      </w:r>
+    </w:p>
+    <w:p>
+      <w:pPr>
+        <w:spacing w:after="100"/>
+      </w:pPr>
+      <w:r>
+        <w:rPr>
+          <w:color w:val="333333"/>
+          <w:sz w:val="22"/>
+          <w:szCs w:val="22"/>
+        </w:rPr>
+        <w:t xml:space="preserve">- Effective Communication &amp; Leadership</w:t>
+      </w:r>
+    </w:p>
+    <w:p>
+      <w:pPr>
+        <w:spacing w:after="200"/>
+      </w:pPr>
+    </w:p>
+    <w:p>
+      <w:pPr>
+        <w:spacing w:after="120"/>
+      </w:pPr>
+      <w:r>
+        <w:rPr>
+          <w:b/>
+          <w:bCs/>
+          <w:color w:val="0F172A"/>
+          <w:sz w:val="28"/>
+          <w:szCs w:val="28"/>
+        </w:rPr>
+        <w:t xml:space="preserve">EDUCATION</w:t>
+      </w:r>
+    </w:p>
+    <w:p>
+      <w:pPr>
+        <w:spacing w:after="100"/>
+      </w:pPr>
+      <w:r>
+        <w:rPr>
+          <w:color w:val="333333"/>
+          <w:sz w:val="22"/>
+          <w:szCs w:val="22"/>
+        </w:rPr>
+        <w:t xml:space="preserve">- F.IUG</w:t>
+      </w:r>
+    </w:p>
+    <w:p>
+      <w:pPr>
+        <w:spacing w:after="200"/>
+      </w:pPr>
+    </w:p>
+    <w:p>
+      <w:pPr>
+        <w:spacing w:after="120"/>
+      </w:pPr>
+      <w:r>
+        <w:rPr>
+          <w:b/>
+          <w:bCs/>
+          <w:color w:val="0F172A"/>
+          <w:sz w:val="28"/>
+          <w:szCs w:val="28"/>
+        </w:rPr>
+        <w:t xml:space="preserve">PROFESSIONAL EXPERIENCE</w:t>
+      </w:r>
+    </w:p>
+    <w:p>
+      <w:pPr>
+        <w:spacing w:after="100"/>
+      </w:pPr>
+      <w:r>
+        <w:rPr>
+          <w:color w:val="333333"/>
+          <w:sz w:val="22"/>
+          <w:szCs w:val="22"/>
+        </w:rPr>
+        <w:t xml:space="preserve">MHFC.IK;</w:t>
+      </w:r>
+    </w:p>
+    <w:p>
+      <w:pPr>
+        <w:spacing w:after="100"/>
+      </w:pPr>
+      <w:r>
+        <w:rPr>
+          <w:color w:val="333333"/>
+          <w:sz w:val="22"/>
+          <w:szCs w:val="22"/>
+        </w:rPr>
+        <w:t xml:space="preserve"/>
+      </w:r>
+    </w:p>
+    <w:p>
+      <w:pPr>
+        <w:spacing w:after="100"/>
+      </w:pPr>
+      <w:r>
+        <w:rPr>
+          <w:color w:val="333333"/>
+          <w:sz w:val="22"/>
+          <w:szCs w:val="22"/>
+        </w:rPr>
+        <w:t xml:space="preserve">- A consistently high performer recognized for adaptability, continuous learning, and an unwavering commitment to professional excellence.</w:t>
+      </w:r>
+    </w:p>
+    <w:p>
+      <w:pPr>
+        <w:spacing w:after="200"/>
+      </w:pPr>
     </w:p>
     <w:sectPr>
       <w:pgSz w:w="11906" w:h="16838" w:orient="portrait"/>
